--- a/output/modelos_escrito/tabla5_M2_por_cohorte.docx
+++ b/output/modelos_escrito/tabla5_M2_por_cohorte.docx
@@ -701,7 +701,7 @@
                 <w:szCs w:val="20"/>
                 <w:color w:val="000000"/>
               </w:rPr>
-              <w:t xml:space="preserve">1.45*</w:t>
+              <w:t xml:space="preserve">1.39</w:t>
             </w:r>
             <w:r>
               <w:rPr>
@@ -727,7 +727,7 @@
                 <w:szCs w:val="20"/>
                 <w:color w:val="000000"/>
               </w:rPr>
-              <w:t xml:space="preserve">[1.01, 2.06]</w:t>
+              <w:t xml:space="preserve">[0.97, 2.01]</w:t>
             </w:r>
           </w:p>
         </w:tc>
@@ -1085,7 +1085,7 @@
                 <w:szCs w:val="20"/>
                 <w:color w:val="000000"/>
               </w:rPr>
-              <w:t xml:space="preserve">1.28</w:t>
+              <w:t xml:space="preserve">1.32</w:t>
             </w:r>
             <w:r>
               <w:rPr>
@@ -1111,7 +1111,7 @@
                 <w:szCs w:val="20"/>
                 <w:color w:val="000000"/>
               </w:rPr>
-              <w:t xml:space="preserve">[0.92, 1.78]</w:t>
+              <w:t xml:space="preserve">[0.94, 1.85]</w:t>
             </w:r>
           </w:p>
         </w:tc>
@@ -1469,7 +1469,7 @@
                 <w:szCs w:val="20"/>
                 <w:color w:val="000000"/>
               </w:rPr>
-              <w:t xml:space="preserve">0.86</w:t>
+              <w:t xml:space="preserve">0.90</w:t>
             </w:r>
             <w:r>
               <w:rPr>
@@ -1495,7 +1495,7 @@
                 <w:szCs w:val="20"/>
                 <w:color w:val="000000"/>
               </w:rPr>
-              <w:t xml:space="preserve">[0.62, 1.20]</w:t>
+              <w:t xml:space="preserve">[0.64, 1.27]</w:t>
             </w:r>
           </w:p>
         </w:tc>
@@ -1879,7 +1879,7 @@
                 <w:szCs w:val="20"/>
                 <w:color w:val="000000"/>
               </w:rPr>
-              <w:t xml:space="preserve">[1.23, 1.96]</w:t>
+              <w:t xml:space="preserve">[1.21, 1.97]</w:t>
             </w:r>
           </w:p>
         </w:tc>
@@ -2211,7 +2211,7 @@
                 <w:szCs w:val="20"/>
                 <w:color w:val="000000"/>
               </w:rPr>
-              <w:t xml:space="preserve">1.67**</w:t>
+              <w:t xml:space="preserve">1.58**</w:t>
             </w:r>
             <w:r>
               <w:rPr>
@@ -2237,7 +2237,7 @@
                 <w:szCs w:val="20"/>
                 <w:color w:val="000000"/>
               </w:rPr>
-              <w:t xml:space="preserve">[1.19, 2.34]</w:t>
+              <w:t xml:space="preserve">[1.12, 2.23]</w:t>
             </w:r>
           </w:p>
         </w:tc>
@@ -2569,7 +2569,7 @@
                 <w:szCs w:val="20"/>
                 <w:color w:val="000000"/>
               </w:rPr>
-              <w:t xml:space="preserve">0.92</w:t>
+              <w:t xml:space="preserve">0.90</w:t>
             </w:r>
             <w:r>
               <w:rPr>
@@ -2595,7 +2595,7 @@
                 <w:szCs w:val="20"/>
                 <w:color w:val="000000"/>
               </w:rPr>
-              <w:t xml:space="preserve">[0.61, 1.39]</w:t>
+              <w:t xml:space="preserve">[0.59, 1.38]</w:t>
             </w:r>
           </w:p>
         </w:tc>
@@ -3285,7 +3285,7 @@
                 <w:szCs w:val="20"/>
                 <w:color w:val="000000"/>
               </w:rPr>
-              <w:t xml:space="preserve">3.25***</w:t>
+              <w:t xml:space="preserve">3.12***</w:t>
             </w:r>
             <w:r>
               <w:rPr>
@@ -3311,7 +3311,7 @@
                 <w:szCs w:val="20"/>
                 <w:color w:val="000000"/>
               </w:rPr>
-              <w:t xml:space="preserve">[2.20, 4.80]</w:t>
+              <w:t xml:space="preserve">[2.09, 4.65]</w:t>
             </w:r>
           </w:p>
         </w:tc>
@@ -3652,7 +3652,7 @@
                 <w:szCs w:val="20"/>
                 <w:color w:val="000000"/>
               </w:rPr>
-              <w:t xml:space="preserve">0.35</w:t>
+              <w:t xml:space="preserve">0.36</w:t>
             </w:r>
           </w:p>
         </w:tc>
@@ -3932,7 +3932,7 @@
                 <w:szCs w:val="20"/>
                 <w:color w:val="000000"/>
               </w:rPr>
-              <w:t xml:space="preserve">.13</w:t>
+              <w:t xml:space="preserve">.12</w:t>
             </w:r>
           </w:p>
         </w:tc>
@@ -4212,7 +4212,7 @@
                 <w:szCs w:val="20"/>
                 <w:color w:val="000000"/>
               </w:rPr>
-              <w:t xml:space="preserve">1,128</w:t>
+              <w:t xml:space="preserve">1,046</w:t>
             </w:r>
           </w:p>
         </w:tc>
@@ -4492,7 +4492,7 @@
                 <w:szCs w:val="20"/>
                 <w:color w:val="000000"/>
               </w:rPr>
-              <w:t xml:space="preserve">64</w:t>
+              <w:t xml:space="preserve">59</w:t>
             </w:r>
           </w:p>
         </w:tc>

--- a/output/modelos_escrito/tabla5_M2_por_cohorte.docx
+++ b/output/modelos_escrito/tabla5_M2_por_cohorte.docx
@@ -61,11 +61,11 @@
         <w:tblLook w:firstRow="1" w:lastRow="0" w:firstColumn="0" w:lastColumn="0" w:noHBand="0" w:noVBand="1"/>
       </w:tblPr>
       <w:tblGrid>
-        <w:gridCol w:w="2948"/>
-        <w:gridCol w:w="1531"/>
-        <w:gridCol w:w="1531"/>
-        <w:gridCol w:w="1531"/>
-        <w:gridCol w:w="1531"/>
+        <w:gridCol w:w="1814"/>
+        <w:gridCol w:w="1814"/>
+        <w:gridCol w:w="1814"/>
+        <w:gridCol w:w="1814"/>
+        <w:gridCol w:w="1814"/>
       </w:tblGrid>
       <w:tr>
         <w:trPr>
@@ -458,7 +458,7 @@
                 <w:szCs w:val="20"/>
                 <w:color w:val="000000"/>
               </w:rPr>
-              <w:t xml:space="preserve">1.59***</w:t>
+              <w:t xml:space="preserve">1.59*** [1.31, 1.93]</w:t>
             </w:r>
             <w:r>
               <w:rPr>
@@ -484,7 +484,7 @@
                 <w:szCs w:val="20"/>
                 <w:color w:val="000000"/>
               </w:rPr>
-              <w:t xml:space="preserve">[1.31, 1.93]</w:t>
+              <w:t xml:space="preserve">7.1 [3.9, 10.3]</w:t>
             </w:r>
           </w:p>
         </w:tc>
@@ -539,7 +539,7 @@
                 <w:szCs w:val="20"/>
                 <w:color w:val="000000"/>
               </w:rPr>
-              <w:t xml:space="preserve">1.24*</w:t>
+              <w:t xml:space="preserve">1.24* [1.04, 1.49]</w:t>
             </w:r>
             <w:r>
               <w:rPr>
@@ -565,7 +565,7 @@
                 <w:szCs w:val="20"/>
                 <w:color w:val="000000"/>
               </w:rPr>
-              <w:t xml:space="preserve">[1.04, 1.49]</w:t>
+              <w:t xml:space="preserve">4.8 [0.7, 8.9]</w:t>
             </w:r>
           </w:p>
         </w:tc>
@@ -620,7 +620,7 @@
                 <w:szCs w:val="20"/>
                 <w:color w:val="000000"/>
               </w:rPr>
-              <w:t xml:space="preserve">1.34***</w:t>
+              <w:t xml:space="preserve">1.34*** [1.13, 1.57]</w:t>
             </w:r>
             <w:r>
               <w:rPr>
@@ -646,7 +646,7 @@
                 <w:szCs w:val="20"/>
                 <w:color w:val="000000"/>
               </w:rPr>
-              <w:t xml:space="preserve">[1.13, 1.57]</w:t>
+              <w:t xml:space="preserve">5.5 [2.3, 8.7]</w:t>
             </w:r>
           </w:p>
         </w:tc>
@@ -701,7 +701,7 @@
                 <w:szCs w:val="20"/>
                 <w:color w:val="000000"/>
               </w:rPr>
-              <w:t xml:space="preserve">1.39</w:t>
+              <w:t xml:space="preserve">1.45* [1.01, 2.06]</w:t>
             </w:r>
             <w:r>
               <w:rPr>
@@ -727,7 +727,7 @@
                 <w:szCs w:val="20"/>
                 <w:color w:val="000000"/>
               </w:rPr>
-              <w:t xml:space="preserve">[0.97, 2.01]</w:t>
+              <w:t xml:space="preserve">5.8 [−0.1, 11.7]</w:t>
             </w:r>
           </w:p>
         </w:tc>
@@ -842,7 +842,7 @@
                 <w:szCs w:val="20"/>
                 <w:color w:val="000000"/>
               </w:rPr>
-              <w:t xml:space="preserve">1.34***</w:t>
+              <w:t xml:space="preserve">1.34*** [1.13, 1.58]</w:t>
             </w:r>
             <w:r>
               <w:rPr>
@@ -868,7 +868,7 @@
                 <w:szCs w:val="20"/>
                 <w:color w:val="000000"/>
               </w:rPr>
-              <w:t xml:space="preserve">[1.13, 1.58]</w:t>
+              <w:t xml:space="preserve">4.1 [1.7, 6.4]</w:t>
             </w:r>
           </w:p>
         </w:tc>
@@ -923,7 +923,7 @@
                 <w:szCs w:val="20"/>
                 <w:color w:val="000000"/>
               </w:rPr>
-              <w:t xml:space="preserve">1.33***</w:t>
+              <w:t xml:space="preserve">1.33*** [1.15, 1.55]</w:t>
             </w:r>
             <w:r>
               <w:rPr>
@@ -949,7 +949,7 @@
                 <w:szCs w:val="20"/>
                 <w:color w:val="000000"/>
               </w:rPr>
-              <w:t xml:space="preserve">[1.15, 1.55]</w:t>
+              <w:t xml:space="preserve">6.1 [3.0, 9.2]</w:t>
             </w:r>
           </w:p>
         </w:tc>
@@ -1004,7 +1004,7 @@
                 <w:szCs w:val="20"/>
                 <w:color w:val="000000"/>
               </w:rPr>
-              <w:t xml:space="preserve">1.35***</w:t>
+              <w:t xml:space="preserve">1.35*** [1.16, 1.58]</w:t>
             </w:r>
             <w:r>
               <w:rPr>
@@ -1030,7 +1030,7 @@
                 <w:szCs w:val="20"/>
                 <w:color w:val="000000"/>
               </w:rPr>
-              <w:t xml:space="preserve">[1.16, 1.58]</w:t>
+              <w:t xml:space="preserve">5.5 [2.7, 8.4]</w:t>
             </w:r>
           </w:p>
         </w:tc>
@@ -1085,7 +1085,7 @@
                 <w:szCs w:val="20"/>
                 <w:color w:val="000000"/>
               </w:rPr>
-              <w:t xml:space="preserve">1.32</w:t>
+              <w:t xml:space="preserve">1.28 [0.92, 1.78]</w:t>
             </w:r>
             <w:r>
               <w:rPr>
@@ -1111,7 +1111,7 @@
                 <w:szCs w:val="20"/>
                 <w:color w:val="000000"/>
               </w:rPr>
-              <w:t xml:space="preserve">[0.94, 1.85]</w:t>
+              <w:t xml:space="preserve">3.6 [−1.2, 8.4]</w:t>
             </w:r>
           </w:p>
         </w:tc>
@@ -1226,7 +1226,7 @@
                 <w:szCs w:val="20"/>
                 <w:color w:val="000000"/>
               </w:rPr>
-              <w:t xml:space="preserve">1.47***</w:t>
+              <w:t xml:space="preserve">1.47*** [1.26, 1.73]</w:t>
             </w:r>
             <w:r>
               <w:rPr>
@@ -1252,7 +1252,7 @@
                 <w:szCs w:val="20"/>
                 <w:color w:val="000000"/>
               </w:rPr>
-              <w:t xml:space="preserve">[1.26, 1.73]</w:t>
+              <w:t xml:space="preserve">5.5 [3.3, 7.8]</w:t>
             </w:r>
           </w:p>
         </w:tc>
@@ -1307,7 +1307,7 @@
                 <w:szCs w:val="20"/>
                 <w:color w:val="000000"/>
               </w:rPr>
-              <w:t xml:space="preserve">1.04</w:t>
+              <w:t xml:space="preserve">1.04 [0.91, 1.19]</w:t>
             </w:r>
             <w:r>
               <w:rPr>
@@ -1333,7 +1333,7 @@
                 <w:szCs w:val="20"/>
                 <w:color w:val="000000"/>
               </w:rPr>
-              <w:t xml:space="preserve">[0.91, 1.19]</w:t>
+              <w:t xml:space="preserve">0.8 [−2.0, 3.7]</w:t>
             </w:r>
           </w:p>
         </w:tc>
@@ -1388,7 +1388,7 @@
                 <w:szCs w:val="20"/>
                 <w:color w:val="000000"/>
               </w:rPr>
-              <w:t xml:space="preserve">1.14</w:t>
+              <w:t xml:space="preserve">1.14 [0.99, 1.31]</w:t>
             </w:r>
             <w:r>
               <w:rPr>
@@ -1414,7 +1414,7 @@
                 <w:szCs w:val="20"/>
                 <w:color w:val="000000"/>
               </w:rPr>
-              <w:t xml:space="preserve">[0.99, 1.31]</w:t>
+              <w:t xml:space="preserve">2.4 [−0.2, 5.0]</w:t>
             </w:r>
           </w:p>
         </w:tc>
@@ -1469,7 +1469,7 @@
                 <w:szCs w:val="20"/>
                 <w:color w:val="000000"/>
               </w:rPr>
-              <w:t xml:space="preserve">0.90</w:t>
+              <w:t xml:space="preserve">0.86 [0.62, 1.20]</w:t>
             </w:r>
             <w:r>
               <w:rPr>
@@ -1495,7 +1495,7 @@
                 <w:szCs w:val="20"/>
                 <w:color w:val="000000"/>
               </w:rPr>
-              <w:t xml:space="preserve">[0.64, 1.27]</w:t>
+              <w:t xml:space="preserve">−2.2 [−7.1, 2.8]</w:t>
             </w:r>
           </w:p>
         </w:tc>
@@ -1610,7 +1610,7 @@
                 <w:szCs w:val="20"/>
                 <w:color w:val="000000"/>
               </w:rPr>
-              <w:t xml:space="preserve">1.33***</w:t>
+              <w:t xml:space="preserve">1.33*** [1.16, 1.52]</w:t>
             </w:r>
             <w:r>
               <w:rPr>
@@ -1636,7 +1636,7 @@
                 <w:szCs w:val="20"/>
                 <w:color w:val="000000"/>
               </w:rPr>
-              <w:t xml:space="preserve">[1.16, 1.52]</w:t>
+              <w:t xml:space="preserve">4.1 [2.2, 6.0]</w:t>
             </w:r>
           </w:p>
         </w:tc>
@@ -1691,7 +1691,7 @@
                 <w:szCs w:val="20"/>
                 <w:color w:val="000000"/>
               </w:rPr>
-              <w:t xml:space="preserve">1.54***</w:t>
+              <w:t xml:space="preserve">1.54*** [1.39, 1.72]</w:t>
             </w:r>
             <w:r>
               <w:rPr>
@@ -1717,7 +1717,7 @@
                 <w:szCs w:val="20"/>
                 <w:color w:val="000000"/>
               </w:rPr>
-              <w:t xml:space="preserve">[1.39, 1.72]</w:t>
+              <w:t xml:space="preserve">9.3 [7.0, 11.6]</w:t>
             </w:r>
           </w:p>
         </w:tc>
@@ -1772,7 +1772,7 @@
                 <w:szCs w:val="20"/>
                 <w:color w:val="000000"/>
               </w:rPr>
-              <w:t xml:space="preserve">1.43***</w:t>
+              <w:t xml:space="preserve">1.43*** [1.29, 1.59]</w:t>
             </w:r>
             <w:r>
               <w:rPr>
@@ -1798,7 +1798,7 @@
                 <w:szCs w:val="20"/>
                 <w:color w:val="000000"/>
               </w:rPr>
-              <w:t xml:space="preserve">[1.29, 1.59]</w:t>
+              <w:t xml:space="preserve">6.6 [4.7, 8.5]</w:t>
             </w:r>
           </w:p>
         </w:tc>
@@ -1853,7 +1853,7 @@
                 <w:szCs w:val="20"/>
                 <w:color w:val="000000"/>
               </w:rPr>
-              <w:t xml:space="preserve">1.55***</w:t>
+              <w:t xml:space="preserve">1.55*** [1.23, 1.96]</w:t>
             </w:r>
             <w:r>
               <w:rPr>
@@ -1879,7 +1879,7 @@
                 <w:szCs w:val="20"/>
                 <w:color w:val="000000"/>
               </w:rPr>
-              <w:t xml:space="preserve">[1.21, 1.97]</w:t>
+              <w:t xml:space="preserve">6.5 [3.0, 10.0]</w:t>
             </w:r>
           </w:p>
         </w:tc>
@@ -2049,7 +2049,7 @@
                 <w:szCs w:val="20"/>
                 <w:color w:val="000000"/>
               </w:rPr>
-              <w:t xml:space="preserve">1.33***</w:t>
+              <w:t xml:space="preserve">1.33*** [1.15, 1.54]</w:t>
             </w:r>
             <w:r>
               <w:rPr>
@@ -2075,7 +2075,7 @@
                 <w:szCs w:val="20"/>
                 <w:color w:val="000000"/>
               </w:rPr>
-              <w:t xml:space="preserve">[1.15, 1.54]</w:t>
+              <w:t xml:space="preserve">6.1 [3.0, 9.2]</w:t>
             </w:r>
           </w:p>
         </w:tc>
@@ -2130,7 +2130,7 @@
                 <w:szCs w:val="20"/>
                 <w:color w:val="000000"/>
               </w:rPr>
-              <w:t xml:space="preserve">1.86***</w:t>
+              <w:t xml:space="preserve">1.86*** [1.59, 2.18]</w:t>
             </w:r>
             <w:r>
               <w:rPr>
@@ -2156,7 +2156,7 @@
                 <w:szCs w:val="20"/>
                 <w:color w:val="000000"/>
               </w:rPr>
-              <w:t xml:space="preserve">[1.59, 2.18]</w:t>
+              <w:t xml:space="preserve">11.4 [8.5, 14.2]</w:t>
             </w:r>
           </w:p>
         </w:tc>
@@ -2211,7 +2211,7 @@
                 <w:szCs w:val="20"/>
                 <w:color w:val="000000"/>
               </w:rPr>
-              <w:t xml:space="preserve">1.58**</w:t>
+              <w:t xml:space="preserve">1.67** [1.19, 2.34]</w:t>
             </w:r>
             <w:r>
               <w:rPr>
@@ -2237,7 +2237,7 @@
                 <w:szCs w:val="20"/>
                 <w:color w:val="000000"/>
               </w:rPr>
-              <w:t xml:space="preserve">[1.12, 2.23]</w:t>
+              <w:t xml:space="preserve">7.6 [2.6, 12.7]</w:t>
             </w:r>
           </w:p>
         </w:tc>
@@ -2407,7 +2407,7 @@
                 <w:szCs w:val="20"/>
                 <w:color w:val="000000"/>
               </w:rPr>
-              <w:t xml:space="preserve">1.16</w:t>
+              <w:t xml:space="preserve">1.16 [0.97, 1.39]</w:t>
             </w:r>
             <w:r>
               <w:rPr>
@@ -2433,7 +2433,7 @@
                 <w:szCs w:val="20"/>
                 <w:color w:val="000000"/>
               </w:rPr>
-              <w:t xml:space="preserve">[0.97, 1.39]</w:t>
+              <w:t xml:space="preserve">3.2 [−0.7, 7.1]</w:t>
             </w:r>
           </w:p>
         </w:tc>
@@ -2488,7 +2488,7 @@
                 <w:szCs w:val="20"/>
                 <w:color w:val="000000"/>
               </w:rPr>
-              <w:t xml:space="preserve">1.41***</w:t>
+              <w:t xml:space="preserve">1.41*** [1.15, 1.73]</w:t>
             </w:r>
             <w:r>
               <w:rPr>
@@ -2514,7 +2514,7 @@
                 <w:szCs w:val="20"/>
                 <w:color w:val="000000"/>
               </w:rPr>
-              <w:t xml:space="preserve">[1.15, 1.73]</w:t>
+              <w:t xml:space="preserve">6.3 [2.6, 10.0]</w:t>
             </w:r>
           </w:p>
         </w:tc>
@@ -2569,7 +2569,7 @@
                 <w:szCs w:val="20"/>
                 <w:color w:val="000000"/>
               </w:rPr>
-              <w:t xml:space="preserve">0.90</w:t>
+              <w:t xml:space="preserve">0.92 [0.61, 1.39]</w:t>
             </w:r>
             <w:r>
               <w:rPr>
@@ -2595,7 +2595,7 @@
                 <w:szCs w:val="20"/>
                 <w:color w:val="000000"/>
               </w:rPr>
-              <w:t xml:space="preserve">[0.59, 1.38]</w:t>
+              <w:t xml:space="preserve">−1.2 [−7.4, 5.0]</w:t>
             </w:r>
           </w:p>
         </w:tc>
@@ -2710,7 +2710,7 @@
                 <w:szCs w:val="20"/>
                 <w:color w:val="000000"/>
               </w:rPr>
-              <w:t xml:space="preserve">3.53***</w:t>
+              <w:t xml:space="preserve">3.53*** [3.01, 4.12]</w:t>
             </w:r>
             <w:r>
               <w:rPr>
@@ -2736,7 +2736,7 @@
                 <w:szCs w:val="20"/>
                 <w:color w:val="000000"/>
               </w:rPr>
-              <w:t xml:space="preserve">[3.01, 4.12]</w:t>
+              <w:t xml:space="preserve">17.9 [15.7, 20.1]</w:t>
             </w:r>
           </w:p>
         </w:tc>
@@ -2846,7 +2846,7 @@
                 <w:szCs w:val="20"/>
                 <w:color w:val="000000"/>
               </w:rPr>
-              <w:t xml:space="preserve">1.66***</w:t>
+              <w:t xml:space="preserve">1.66*** [1.42, 1.93]</w:t>
             </w:r>
             <w:r>
               <w:rPr>
@@ -2872,7 +2872,7 @@
                 <w:szCs w:val="20"/>
                 <w:color w:val="000000"/>
               </w:rPr>
-              <w:t xml:space="preserve">[1.42, 1.93]</w:t>
+              <w:t xml:space="preserve">9.2 [6.5, 12.0]</w:t>
             </w:r>
           </w:p>
         </w:tc>
@@ -3042,33 +3042,7 @@
                 <w:szCs w:val="20"/>
                 <w:color w:val="000000"/>
               </w:rPr>
-              <w:t xml:space="preserve">2.42***</w:t>
-            </w:r>
-            <w:r>
-              <w:rPr>
-                <w:rFonts w:ascii="Times New Roman" w:hAnsi="Times New Roman" w:eastAsia="Times New Roman" w:cs="Times New Roman"/>
-                <w:i w:val="false"/>
-                <w:b w:val="false"/>
-                <w:u w:val="none"/>
-                <w:strike w:val="false"/>
-                <w:sz w:val="20"/>
-                <w:szCs w:val="20"/>
-                <w:color w:val="000000"/>
-              </w:rPr>
-              <w:br/>
-            </w:r>
-            <w:r>
-              <w:rPr>
-                <w:rFonts w:ascii="Times New Roman" w:hAnsi="Times New Roman" w:eastAsia="Times New Roman" w:cs="Times New Roman"/>
-                <w:i w:val="false"/>
-                <w:b w:val="false"/>
-                <w:u w:val="none"/>
-                <w:strike w:val="false"/>
-                <w:sz w:val="20"/>
-                <w:szCs w:val="20"/>
-                <w:color w:val="000000"/>
-              </w:rPr>
-              <w:t xml:space="preserve">[1.98, 2.96]</w:t>
+              <w:t xml:space="preserve">2.42*** [1.98, 2.96]</w:t>
             </w:r>
           </w:p>
         </w:tc>
@@ -3123,33 +3097,7 @@
                 <w:szCs w:val="20"/>
                 <w:color w:val="000000"/>
               </w:rPr>
-              <w:t xml:space="preserve">1.53***</w:t>
-            </w:r>
-            <w:r>
-              <w:rPr>
-                <w:rFonts w:ascii="Times New Roman" w:hAnsi="Times New Roman" w:eastAsia="Times New Roman" w:cs="Times New Roman"/>
-                <w:i w:val="false"/>
-                <w:b w:val="false"/>
-                <w:u w:val="none"/>
-                <w:strike w:val="false"/>
-                <w:sz w:val="20"/>
-                <w:szCs w:val="20"/>
-                <w:color w:val="000000"/>
-              </w:rPr>
-              <w:br/>
-            </w:r>
-            <w:r>
-              <w:rPr>
-                <w:rFonts w:ascii="Times New Roman" w:hAnsi="Times New Roman" w:eastAsia="Times New Roman" w:cs="Times New Roman"/>
-                <w:i w:val="false"/>
-                <w:b w:val="false"/>
-                <w:u w:val="none"/>
-                <w:strike w:val="false"/>
-                <w:sz w:val="20"/>
-                <w:szCs w:val="20"/>
-                <w:color w:val="000000"/>
-              </w:rPr>
-              <w:t xml:space="preserve">[1.25, 1.86]</w:t>
+              <w:t xml:space="preserve">1.53*** [1.25, 1.86]</w:t>
             </w:r>
           </w:p>
         </w:tc>
@@ -3204,33 +3152,7 @@
                 <w:szCs w:val="20"/>
                 <w:color w:val="000000"/>
               </w:rPr>
-              <w:t xml:space="preserve">1.89***</w:t>
-            </w:r>
-            <w:r>
-              <w:rPr>
-                <w:rFonts w:ascii="Times New Roman" w:hAnsi="Times New Roman" w:eastAsia="Times New Roman" w:cs="Times New Roman"/>
-                <w:i w:val="false"/>
-                <w:b w:val="false"/>
-                <w:u w:val="none"/>
-                <w:strike w:val="false"/>
-                <w:sz w:val="20"/>
-                <w:szCs w:val="20"/>
-                <w:color w:val="000000"/>
-              </w:rPr>
-              <w:br/>
-            </w:r>
-            <w:r>
-              <w:rPr>
-                <w:rFonts w:ascii="Times New Roman" w:hAnsi="Times New Roman" w:eastAsia="Times New Roman" w:cs="Times New Roman"/>
-                <w:i w:val="false"/>
-                <w:b w:val="false"/>
-                <w:u w:val="none"/>
-                <w:strike w:val="false"/>
-                <w:sz w:val="20"/>
-                <w:szCs w:val="20"/>
-                <w:color w:val="000000"/>
-              </w:rPr>
-              <w:t xml:space="preserve">[1.57, 2.27]</w:t>
+              <w:t xml:space="preserve">1.89*** [1.57, 2.27]</w:t>
             </w:r>
           </w:p>
         </w:tc>
@@ -3285,33 +3207,7 @@
                 <w:szCs w:val="20"/>
                 <w:color w:val="000000"/>
               </w:rPr>
-              <w:t xml:space="preserve">3.12***</w:t>
-            </w:r>
-            <w:r>
-              <w:rPr>
-                <w:rFonts w:ascii="Times New Roman" w:hAnsi="Times New Roman" w:eastAsia="Times New Roman" w:cs="Times New Roman"/>
-                <w:i w:val="false"/>
-                <w:b w:val="false"/>
-                <w:u w:val="none"/>
-                <w:strike w:val="false"/>
-                <w:sz w:val="20"/>
-                <w:szCs w:val="20"/>
-                <w:color w:val="000000"/>
-              </w:rPr>
-              <w:br/>
-            </w:r>
-            <w:r>
-              <w:rPr>
-                <w:rFonts w:ascii="Times New Roman" w:hAnsi="Times New Roman" w:eastAsia="Times New Roman" w:cs="Times New Roman"/>
-                <w:i w:val="false"/>
-                <w:b w:val="false"/>
-                <w:u w:val="none"/>
-                <w:strike w:val="false"/>
-                <w:sz w:val="20"/>
-                <w:szCs w:val="20"/>
-                <w:color w:val="000000"/>
-              </w:rPr>
-              <w:t xml:space="preserve">[2.09, 4.65]</w:t>
+              <w:t xml:space="preserve">3.25*** [2.20, 4.80]</w:t>
             </w:r>
           </w:p>
         </w:tc>
@@ -3652,7 +3548,7 @@
                 <w:szCs w:val="20"/>
                 <w:color w:val="000000"/>
               </w:rPr>
-              <w:t xml:space="preserve">0.36</w:t>
+              <w:t xml:space="preserve">0.35</w:t>
             </w:r>
           </w:p>
         </w:tc>
@@ -3712,7 +3608,7 @@
                 <w:szCs w:val="20"/>
                 <w:color w:val="000000"/>
               </w:rPr>
-              <w:t xml:space="preserve">ICC (M0)</w:t>
+              <w:t xml:space="preserve">N estudiantes (M2)</w:t>
             </w:r>
           </w:p>
         </w:tc>
@@ -3767,7 +3663,7 @@
                 <w:szCs w:val="20"/>
                 <w:color w:val="000000"/>
               </w:rPr>
-              <w:t xml:space="preserve">.07</w:t>
+              <w:t xml:space="preserve">5,431</w:t>
             </w:r>
           </w:p>
         </w:tc>
@@ -3822,7 +3718,7 @@
                 <w:szCs w:val="20"/>
                 <w:color w:val="000000"/>
               </w:rPr>
-              <w:t xml:space="preserve">.09</w:t>
+              <w:t xml:space="preserve">4,860</w:t>
             </w:r>
           </w:p>
         </w:tc>
@@ -3877,7 +3773,7 @@
                 <w:szCs w:val="20"/>
                 <w:color w:val="000000"/>
               </w:rPr>
-              <w:t xml:space="preserve">.08</w:t>
+              <w:t xml:space="preserve">4,709</w:t>
             </w:r>
           </w:p>
         </w:tc>
@@ -3932,7 +3828,7 @@
                 <w:szCs w:val="20"/>
                 <w:color w:val="000000"/>
               </w:rPr>
-              <w:t xml:space="preserve">.12</w:t>
+              <w:t xml:space="preserve">1,128</w:t>
             </w:r>
           </w:p>
         </w:tc>
@@ -3992,7 +3888,7 @@
                 <w:szCs w:val="20"/>
                 <w:color w:val="000000"/>
               </w:rPr>
-              <w:t xml:space="preserve">N estudiantes (M2)</w:t>
+              <w:t xml:space="preserve">N escuelas (M2)</w:t>
             </w:r>
           </w:p>
         </w:tc>
@@ -4047,7 +3943,7 @@
                 <w:szCs w:val="20"/>
                 <w:color w:val="000000"/>
               </w:rPr>
-              <w:t xml:space="preserve">5,431</w:t>
+              <w:t xml:space="preserve">180</w:t>
             </w:r>
           </w:p>
         </w:tc>
@@ -4102,7 +3998,7 @@
                 <w:szCs w:val="20"/>
                 <w:color w:val="000000"/>
               </w:rPr>
-              <w:t xml:space="preserve">4,860</w:t>
+              <w:t xml:space="preserve">176</w:t>
             </w:r>
           </w:p>
         </w:tc>
@@ -4157,7 +4053,7 @@
                 <w:szCs w:val="20"/>
                 <w:color w:val="000000"/>
               </w:rPr>
-              <w:t xml:space="preserve">4,709</w:t>
+              <w:t xml:space="preserve">178</w:t>
             </w:r>
           </w:p>
         </w:tc>
@@ -4212,287 +4108,7 @@
                 <w:szCs w:val="20"/>
                 <w:color w:val="000000"/>
               </w:rPr>
-              <w:t xml:space="preserve">1,046</w:t>
-            </w:r>
-          </w:p>
-        </w:tc>
-      </w:tr>
-      <w:tr>
-        <w:trPr>
-          <w:trHeight w:val="360" w:hRule="auto"/>
-        </w:trPr>
-        <w:tc>
-          <w:tcPr>
-            <w:tcBorders>
-              <w:bottom w:val="none" w:sz="0" w:space="0" w:color="000000"/>
-              <w:top w:val="none" w:sz="0" w:space="0" w:color="000000"/>
-              <w:left w:val="none" w:sz="0" w:space="0" w:color="000000"/>
-              <w:right w:val="none" w:sz="0" w:space="0" w:color="000000"/>
-            </w:tcBorders>
-            <w:shd w:val="clear" w:color="auto" w:fill="FFFFFF"/>
-            <w:tcMar>
-              <w:top w:w="0" w:type="dxa"/>
-              <w:bottom w:w="0" w:type="dxa"/>
-              <w:left w:w="0" w:type="dxa"/>
-              <w:right w:w="0" w:type="dxa"/>
-            </w:tcMar>
-            <w:vAlign w:val="center"/>
-          </w:tcPr>
-          <w:p>
-            <w:pPr>
-              <w:pStyle w:val="Normal"/>
-              <w:jc w:val="left"/>
-              <w:pBdr>
-                <w:bottom w:val="none" w:sz="0" w:space="0" w:color="000000"/>
-                <w:top w:val="none" w:sz="0" w:space="0" w:color="000000"/>
-                <w:left w:val="none" w:sz="0" w:space="0" w:color="000000"/>
-                <w:right w:val="none" w:sz="0" w:space="0" w:color="000000"/>
-              </w:pBdr>
-              <w:spacing w:after="40" w:before="40" w:line="240"/>
-              <w:ind w:left="60" w:right="60" w:firstLine="0" w:firstLineChars="0"/>
-              <w:rPr>
-                <w:rFonts w:ascii="Times New Roman" w:hAnsi="Times New Roman" w:eastAsia="Times New Roman" w:cs="Times New Roman"/>
-                <w:i w:val="false"/>
-                <w:b w:val="false"/>
-                <w:u w:val="none"/>
-                <w:strike w:val="false"/>
-                <w:sz w:val="20"/>
-                <w:szCs w:val="20"/>
-                <w:color w:val="000000"/>
-              </w:rPr>
-            </w:pPr>
-            <w:r>
-              <w:rPr>
-                <w:rFonts w:ascii="Times New Roman" w:hAnsi="Times New Roman" w:eastAsia="Times New Roman" w:cs="Times New Roman"/>
-                <w:i w:val="false"/>
-                <w:b w:val="false"/>
-                <w:u w:val="none"/>
-                <w:strike w:val="false"/>
-                <w:sz w:val="20"/>
-                <w:szCs w:val="20"/>
-                <w:color w:val="000000"/>
-              </w:rPr>
-              <w:t xml:space="preserve">N escuelas (M2)</w:t>
-            </w:r>
-          </w:p>
-        </w:tc>
-        <w:tc>
-          <w:tcPr>
-            <w:tcBorders>
-              <w:bottom w:val="none" w:sz="0" w:space="0" w:color="000000"/>
-              <w:top w:val="none" w:sz="0" w:space="0" w:color="000000"/>
-              <w:left w:val="none" w:sz="0" w:space="0" w:color="000000"/>
-              <w:right w:val="none" w:sz="0" w:space="0" w:color="000000"/>
-            </w:tcBorders>
-            <w:shd w:val="clear" w:color="auto" w:fill="FFFFFF"/>
-            <w:tcMar>
-              <w:top w:w="0" w:type="dxa"/>
-              <w:bottom w:w="0" w:type="dxa"/>
-              <w:left w:w="0" w:type="dxa"/>
-              <w:right w:w="0" w:type="dxa"/>
-            </w:tcMar>
-            <w:vAlign w:val="center"/>
-          </w:tcPr>
-          <w:p>
-            <w:pPr>
-              <w:pStyle w:val="Normal"/>
-              <w:jc w:val="center"/>
-              <w:pBdr>
-                <w:bottom w:val="none" w:sz="0" w:space="0" w:color="000000"/>
-                <w:top w:val="none" w:sz="0" w:space="0" w:color="000000"/>
-                <w:left w:val="none" w:sz="0" w:space="0" w:color="000000"/>
-                <w:right w:val="none" w:sz="0" w:space="0" w:color="000000"/>
-              </w:pBdr>
-              <w:spacing w:after="40" w:before="40" w:line="240"/>
-              <w:ind w:left="60" w:right="60" w:firstLine="0" w:firstLineChars="0"/>
-              <w:rPr>
-                <w:rFonts w:ascii="Times New Roman" w:hAnsi="Times New Roman" w:eastAsia="Times New Roman" w:cs="Times New Roman"/>
-                <w:i w:val="false"/>
-                <w:b w:val="false"/>
-                <w:u w:val="none"/>
-                <w:strike w:val="false"/>
-                <w:sz w:val="20"/>
-                <w:szCs w:val="20"/>
-                <w:color w:val="000000"/>
-              </w:rPr>
-            </w:pPr>
-            <w:r>
-              <w:rPr>
-                <w:rFonts w:ascii="Times New Roman" w:hAnsi="Times New Roman" w:eastAsia="Times New Roman" w:cs="Times New Roman"/>
-                <w:i w:val="false"/>
-                <w:b w:val="false"/>
-                <w:u w:val="none"/>
-                <w:strike w:val="false"/>
-                <w:sz w:val="20"/>
-                <w:szCs w:val="20"/>
-                <w:color w:val="000000"/>
-              </w:rPr>
-              <w:t xml:space="preserve">180</w:t>
-            </w:r>
-          </w:p>
-        </w:tc>
-        <w:tc>
-          <w:tcPr>
-            <w:tcBorders>
-              <w:bottom w:val="none" w:sz="0" w:space="0" w:color="000000"/>
-              <w:top w:val="none" w:sz="0" w:space="0" w:color="000000"/>
-              <w:left w:val="none" w:sz="0" w:space="0" w:color="000000"/>
-              <w:right w:val="none" w:sz="0" w:space="0" w:color="000000"/>
-            </w:tcBorders>
-            <w:shd w:val="clear" w:color="auto" w:fill="FFFFFF"/>
-            <w:tcMar>
-              <w:top w:w="0" w:type="dxa"/>
-              <w:bottom w:w="0" w:type="dxa"/>
-              <w:left w:w="0" w:type="dxa"/>
-              <w:right w:w="0" w:type="dxa"/>
-            </w:tcMar>
-            <w:vAlign w:val="center"/>
-          </w:tcPr>
-          <w:p>
-            <w:pPr>
-              <w:pStyle w:val="Normal"/>
-              <w:jc w:val="center"/>
-              <w:pBdr>
-                <w:bottom w:val="none" w:sz="0" w:space="0" w:color="000000"/>
-                <w:top w:val="none" w:sz="0" w:space="0" w:color="000000"/>
-                <w:left w:val="none" w:sz="0" w:space="0" w:color="000000"/>
-                <w:right w:val="none" w:sz="0" w:space="0" w:color="000000"/>
-              </w:pBdr>
-              <w:spacing w:after="40" w:before="40" w:line="240"/>
-              <w:ind w:left="60" w:right="60" w:firstLine="0" w:firstLineChars="0"/>
-              <w:rPr>
-                <w:rFonts w:ascii="Times New Roman" w:hAnsi="Times New Roman" w:eastAsia="Times New Roman" w:cs="Times New Roman"/>
-                <w:i w:val="false"/>
-                <w:b w:val="false"/>
-                <w:u w:val="none"/>
-                <w:strike w:val="false"/>
-                <w:sz w:val="20"/>
-                <w:szCs w:val="20"/>
-                <w:color w:val="000000"/>
-              </w:rPr>
-            </w:pPr>
-            <w:r>
-              <w:rPr>
-                <w:rFonts w:ascii="Times New Roman" w:hAnsi="Times New Roman" w:eastAsia="Times New Roman" w:cs="Times New Roman"/>
-                <w:i w:val="false"/>
-                <w:b w:val="false"/>
-                <w:u w:val="none"/>
-                <w:strike w:val="false"/>
-                <w:sz w:val="20"/>
-                <w:szCs w:val="20"/>
-                <w:color w:val="000000"/>
-              </w:rPr>
-              <w:t xml:space="preserve">176</w:t>
-            </w:r>
-          </w:p>
-        </w:tc>
-        <w:tc>
-          <w:tcPr>
-            <w:tcBorders>
-              <w:bottom w:val="none" w:sz="0" w:space="0" w:color="000000"/>
-              <w:top w:val="none" w:sz="0" w:space="0" w:color="000000"/>
-              <w:left w:val="none" w:sz="0" w:space="0" w:color="000000"/>
-              <w:right w:val="none" w:sz="0" w:space="0" w:color="000000"/>
-            </w:tcBorders>
-            <w:shd w:val="clear" w:color="auto" w:fill="FFFFFF"/>
-            <w:tcMar>
-              <w:top w:w="0" w:type="dxa"/>
-              <w:bottom w:w="0" w:type="dxa"/>
-              <w:left w:w="0" w:type="dxa"/>
-              <w:right w:w="0" w:type="dxa"/>
-            </w:tcMar>
-            <w:vAlign w:val="center"/>
-          </w:tcPr>
-          <w:p>
-            <w:pPr>
-              <w:pStyle w:val="Normal"/>
-              <w:jc w:val="center"/>
-              <w:pBdr>
-                <w:bottom w:val="none" w:sz="0" w:space="0" w:color="000000"/>
-                <w:top w:val="none" w:sz="0" w:space="0" w:color="000000"/>
-                <w:left w:val="none" w:sz="0" w:space="0" w:color="000000"/>
-                <w:right w:val="none" w:sz="0" w:space="0" w:color="000000"/>
-              </w:pBdr>
-              <w:spacing w:after="40" w:before="40" w:line="240"/>
-              <w:ind w:left="60" w:right="60" w:firstLine="0" w:firstLineChars="0"/>
-              <w:rPr>
-                <w:rFonts w:ascii="Times New Roman" w:hAnsi="Times New Roman" w:eastAsia="Times New Roman" w:cs="Times New Roman"/>
-                <w:i w:val="false"/>
-                <w:b w:val="false"/>
-                <w:u w:val="none"/>
-                <w:strike w:val="false"/>
-                <w:sz w:val="20"/>
-                <w:szCs w:val="20"/>
-                <w:color w:val="000000"/>
-              </w:rPr>
-            </w:pPr>
-            <w:r>
-              <w:rPr>
-                <w:rFonts w:ascii="Times New Roman" w:hAnsi="Times New Roman" w:eastAsia="Times New Roman" w:cs="Times New Roman"/>
-                <w:i w:val="false"/>
-                <w:b w:val="false"/>
-                <w:u w:val="none"/>
-                <w:strike w:val="false"/>
-                <w:sz w:val="20"/>
-                <w:szCs w:val="20"/>
-                <w:color w:val="000000"/>
-              </w:rPr>
-              <w:t xml:space="preserve">178</w:t>
-            </w:r>
-          </w:p>
-        </w:tc>
-        <w:tc>
-          <w:tcPr>
-            <w:tcBorders>
-              <w:bottom w:val="none" w:sz="0" w:space="0" w:color="000000"/>
-              <w:top w:val="none" w:sz="0" w:space="0" w:color="000000"/>
-              <w:left w:val="none" w:sz="0" w:space="0" w:color="000000"/>
-              <w:right w:val="none" w:sz="0" w:space="0" w:color="000000"/>
-            </w:tcBorders>
-            <w:shd w:val="clear" w:color="auto" w:fill="FFFFFF"/>
-            <w:tcMar>
-              <w:top w:w="0" w:type="dxa"/>
-              <w:bottom w:w="0" w:type="dxa"/>
-              <w:left w:w="0" w:type="dxa"/>
-              <w:right w:w="0" w:type="dxa"/>
-            </w:tcMar>
-            <w:vAlign w:val="center"/>
-          </w:tcPr>
-          <w:p>
-            <w:pPr>
-              <w:pStyle w:val="Normal"/>
-              <w:jc w:val="center"/>
-              <w:pBdr>
-                <w:bottom w:val="none" w:sz="0" w:space="0" w:color="000000"/>
-                <w:top w:val="none" w:sz="0" w:space="0" w:color="000000"/>
-                <w:left w:val="none" w:sz="0" w:space="0" w:color="000000"/>
-                <w:right w:val="none" w:sz="0" w:space="0" w:color="000000"/>
-              </w:pBdr>
-              <w:spacing w:after="40" w:before="40" w:line="240"/>
-              <w:ind w:left="60" w:right="60" w:firstLine="0" w:firstLineChars="0"/>
-              <w:rPr>
-                <w:rFonts w:ascii="Times New Roman" w:hAnsi="Times New Roman" w:eastAsia="Times New Roman" w:cs="Times New Roman"/>
-                <w:i w:val="false"/>
-                <w:b w:val="false"/>
-                <w:u w:val="none"/>
-                <w:strike w:val="false"/>
-                <w:sz w:val="20"/>
-                <w:szCs w:val="20"/>
-                <w:color w:val="000000"/>
-              </w:rPr>
-            </w:pPr>
-            <w:r>
-              <w:rPr>
-                <w:rFonts w:ascii="Times New Roman" w:hAnsi="Times New Roman" w:eastAsia="Times New Roman" w:cs="Times New Roman"/>
-                <w:i w:val="false"/>
-                <w:b w:val="false"/>
-                <w:u w:val="none"/>
-                <w:strike w:val="false"/>
-                <w:sz w:val="20"/>
-                <w:szCs w:val="20"/>
-                <w:color w:val="000000"/>
-              </w:rPr>
-              <w:t xml:space="preserve">59</w:t>
+              <w:t xml:space="preserve">64</w:t>
             </w:r>
           </w:p>
         </w:tc>
@@ -4814,7 +4430,7 @@
           <w:szCs w:val="20"/>
           <w:color w:val="000000"/>
         </w:rPr>
-        <w:t xml:space="preserve">Razones de momios (OR) de modelos logísticos multinivel (estudiantes en escuelas) con intercepto aleatorio y sin ponderadores; la variable dependiente es esperar votar (1 = sí). Entre corchetes, intervalo de confianza de Wald al 95%. Libros en el hogar (muchos = 1), educación de los padres (universitaria = 1) y sexo (hombre = 1) son dicotómicas. cwc = variable centrada en la media de su escuela. τ₀₀ = varianza del intercepto aleatorio; ICC = τ₀₀ / (τ₀₀ + π²/3), calculado con el modelo nulo (M0, todos los casos disponibles); R² marginal según Nakagawa y Schielzeth. M2 excluye los casos con datos perdidos en las experiencias escolares. N/D = variable no disponible en la cohorte.</w:t>
+        <w:t xml:space="preserve">Razones de momios (OR) de modelos logísticos multinivel (estudiantes en escuelas) con intercepto aleatorio y sin ponderadores; la variable dependiente es esperar votar (1 = sí). En cada celda, la primera línea muestra el OR con su intervalo de confianza de Wald al 95% entre corchetes; la segunda, el efecto marginal promedio (AME) en puntos porcentuales con su intervalo de confianza al 95% (método delta) entre corchetes. El AME es el cambio promedio en la probabilidad predicha de esperar votar, calculado solo con efectos fijos (intercepto aleatorio en 0) y promediado sobre los estudiantes del modelo: en las variables dicotómicas es el contraste de 0 a 1 y en las continuas el cambio por unidad (por punto de la escala de clima y de las demás variables centradas). Libros en el hogar (muchos = 1), educación de los padres (universitaria = 1) y sexo (hombre = 1) son dicotómicas. cwc = variable centrada en la media de su escuela. τ₀₀ = varianza del intercepto aleatorio; R² marginal según Nakagawa y Schielzeth. M2 excluye los casos con datos perdidos en las experiencias escolares. N/D = variable no disponible en la cohorte.</w:t>
       </w:r>
     </w:p>
     <w:p>
